--- a/Laptops/10- Mosfet Switching.docx
+++ b/Laptops/10- Mosfet Switching.docx
@@ -1,6 +1,6 @@
 
 <file path=word/document.xml><?xml version="1.0" encoding="utf-8"?>
-<w:document xmlns:wpc="http://schemas.microsoft.com/office/word/2010/wordprocessingCanvas" xmlns:cx="http://schemas.microsoft.com/office/drawing/2014/chartex" xmlns:cx1="http://schemas.microsoft.com/office/drawing/2015/9/8/chartex" xmlns:cx2="http://schemas.microsoft.com/office/drawing/2015/10/21/chartex" xmlns:cx3="http://schemas.microsoft.com/office/drawing/2016/5/9/chartex" xmlns:cx4="http://schemas.microsoft.com/office/drawing/2016/5/10/chartex" xmlns:cx5="http://schemas.microsoft.com/office/drawing/2016/5/11/chartex" xmlns:cx6="http://schemas.microsoft.com/office/drawing/2016/5/12/chartex" xmlns:cx7="http://schemas.microsoft.com/office/drawing/2016/5/13/chartex" xmlns:cx8="http://schemas.microsoft.com/office/drawing/2016/5/14/chartex" xmlns:mc="http://schemas.openxmlformats.org/markup-compatibility/2006" xmlns:aink="http://schemas.microsoft.com/office/drawing/2016/ink" xmlns:am3d="http://schemas.microsoft.com/office/drawing/2017/model3d" xmlns:o="urn:schemas-microsoft-com:office:office" xmlns:oel="http://schemas.microsoft.com/office/2019/extlst" xmlns:r="http://schemas.openxmlformats.org/officeDocument/2006/relationships" xmlns:m="http://schemas.openxmlformats.org/officeDocument/2006/math" xmlns:v="urn:schemas-microsoft-com:vml" xmlns:wp14="http://schemas.microsoft.com/office/word/2010/wordprocessingDrawing" xmlns:wp="http://schemas.openxmlformats.org/drawingml/2006/wordprocessingDrawing" xmlns:w10="urn:schemas-microsoft-com:office:word" xmlns:w="http://schemas.openxmlformats.org/wordprocessingml/2006/main" xmlns:w14="http://schemas.microsoft.com/office/word/2010/wordml" xmlns:w15="http://schemas.microsoft.com/office/word/2012/wordml" xmlns:w16cex="http://schemas.microsoft.com/office/word/2018/wordml/cex" xmlns:w16cid="http://schemas.microsoft.com/office/word/2016/wordml/cid" xmlns:w16="http://schemas.microsoft.com/office/word/2018/wordml" xmlns:w16sdtdh="http://schemas.microsoft.com/office/word/2020/wordml/sdtdatahash" xmlns:w16se="http://schemas.microsoft.com/office/word/2015/wordml/symex" xmlns:wpg="http://schemas.microsoft.com/office/word/2010/wordprocessingGroup" xmlns:wpi="http://schemas.microsoft.com/office/word/2010/wordprocessingInk" xmlns:wne="http://schemas.microsoft.com/office/word/2006/wordml" xmlns:wps="http://schemas.microsoft.com/office/word/2010/wordprocessingShape" mc:Ignorable="w14 w15 w16se w16cid w16 w16cex w16sdtdh wp14">
+<w:document xmlns:wpc="http://schemas.microsoft.com/office/word/2010/wordprocessingCanvas" xmlns:cx="http://schemas.microsoft.com/office/drawing/2014/chartex" xmlns:cx1="http://schemas.microsoft.com/office/drawing/2015/9/8/chartex" xmlns:cx2="http://schemas.microsoft.com/office/drawing/2015/10/21/chartex" xmlns:cx3="http://schemas.microsoft.com/office/drawing/2016/5/9/chartex" xmlns:cx4="http://schemas.microsoft.com/office/drawing/2016/5/10/chartex" xmlns:cx5="http://schemas.microsoft.com/office/drawing/2016/5/11/chartex" xmlns:cx6="http://schemas.microsoft.com/office/drawing/2016/5/12/chartex" xmlns:cx7="http://schemas.microsoft.com/office/drawing/2016/5/13/chartex" xmlns:cx8="http://schemas.microsoft.com/office/drawing/2016/5/14/chartex" xmlns:mc="http://schemas.openxmlformats.org/markup-compatibility/2006" xmlns:aink="http://schemas.microsoft.com/office/drawing/2016/ink" xmlns:am3d="http://schemas.microsoft.com/office/drawing/2017/model3d" xmlns:o="urn:schemas-microsoft-com:office:office" xmlns:r="http://schemas.openxmlformats.org/officeDocument/2006/relationships" xmlns:m="http://schemas.openxmlformats.org/officeDocument/2006/math" xmlns:v="urn:schemas-microsoft-com:vml" xmlns:wp14="http://schemas.microsoft.com/office/word/2010/wordprocessingDrawing" xmlns:wp="http://schemas.openxmlformats.org/drawingml/2006/wordprocessingDrawing" xmlns:w10="urn:schemas-microsoft-com:office:word" xmlns:w="http://schemas.openxmlformats.org/wordprocessingml/2006/main" xmlns:w14="http://schemas.microsoft.com/office/word/2010/wordml" xmlns:w15="http://schemas.microsoft.com/office/word/2012/wordml" xmlns:w16cex="http://schemas.microsoft.com/office/word/2018/wordml/cex" xmlns:w16cid="http://schemas.microsoft.com/office/word/2016/wordml/cid" xmlns:w16="http://schemas.microsoft.com/office/word/2018/wordml" xmlns:w16sdtdh="http://schemas.microsoft.com/office/word/2020/wordml/sdtdatahash" xmlns:w16se="http://schemas.microsoft.com/office/word/2015/wordml/symex" xmlns:wpg="http://schemas.microsoft.com/office/word/2010/wordprocessingGroup" xmlns:wpi="http://schemas.microsoft.com/office/word/2010/wordprocessingInk" xmlns:wne="http://schemas.microsoft.com/office/word/2006/wordml" xmlns:wps="http://schemas.microsoft.com/office/word/2010/wordprocessingShape" mc:Ignorable="w14 w15 w16se w16cid w16 w16cex w16sdtdh wp14">
   <w:body>
     <w:p>
       <w:pPr>
@@ -36,6 +36,65 @@
           <w:bCs/>
         </w:rPr>
         <w:t>(Need Amp with voltage)</w:t>
+      </w:r>
+    </w:p>
+    <w:p>
+      <w:pPr>
+        <w:rPr>
+          <w:b/>
+          <w:bCs/>
+        </w:rPr>
+      </w:pPr>
+      <w:r>
+        <w:rPr>
+          <w:rStyle w:val="Strong"/>
+        </w:rPr>
+        <w:t>MOSFET Buck Regulator</w:t>
+      </w:r>
+      <w:r>
+        <w:rPr>
+          <w:rStyle w:val="Strong"/>
+        </w:rPr>
+        <w:t xml:space="preserve"> (Switching Regulator)</w:t>
+      </w:r>
+      <w:r>
+        <w:t xml:space="preserve"> =</w:t>
+      </w:r>
+      <w:r>
+        <w:br/>
+      </w:r>
+      <w:r>
+        <w:rPr>
+          <w:highlight w:val="green"/>
+        </w:rPr>
+        <w:t>MOSFET fast ON/OFF hota hai</w:t>
+      </w:r>
+      <w:r>
+        <w:t xml:space="preserve"> → </w:t>
+      </w:r>
+      <w:r>
+        <w:rPr>
+          <w:highlight w:val="yellow"/>
+        </w:rPr>
+        <w:t>Inductor energy store karta hai</w:t>
+      </w:r>
+      <w:r>
+        <w:t xml:space="preserve"> → </w:t>
+      </w:r>
+      <w:r>
+        <w:rPr>
+          <w:highlight w:val="green"/>
+        </w:rPr>
+        <w:t>Capacitor smooth DC banata hai</w:t>
+      </w:r>
+      <w:r>
+        <w:t xml:space="preserve"> → </w:t>
+      </w:r>
+      <w:r>
+        <w:rPr>
+          <w:highlight w:val="yellow"/>
+        </w:rPr>
+        <w:t>Feedback se output stable rehta hai.</w:t>
       </w:r>
     </w:p>
     <w:p>
@@ -641,7 +700,7 @@
 </file>
 
 <file path=word/numbering.xml><?xml version="1.0" encoding="utf-8"?>
-<w:numbering xmlns:wpc="http://schemas.microsoft.com/office/word/2010/wordprocessingCanvas" xmlns:cx="http://schemas.microsoft.com/office/drawing/2014/chartex" xmlns:cx1="http://schemas.microsoft.com/office/drawing/2015/9/8/chartex" xmlns:cx2="http://schemas.microsoft.com/office/drawing/2015/10/21/chartex" xmlns:cx3="http://schemas.microsoft.com/office/drawing/2016/5/9/chartex" xmlns:cx4="http://schemas.microsoft.com/office/drawing/2016/5/10/chartex" xmlns:cx5="http://schemas.microsoft.com/office/drawing/2016/5/11/chartex" xmlns:cx6="http://schemas.microsoft.com/office/drawing/2016/5/12/chartex" xmlns:cx7="http://schemas.microsoft.com/office/drawing/2016/5/13/chartex" xmlns:cx8="http://schemas.microsoft.com/office/drawing/2016/5/14/chartex" xmlns:mc="http://schemas.openxmlformats.org/markup-compatibility/2006" xmlns:aink="http://schemas.microsoft.com/office/drawing/2016/ink" xmlns:am3d="http://schemas.microsoft.com/office/drawing/2017/model3d" xmlns:o="urn:schemas-microsoft-com:office:office" xmlns:oel="http://schemas.microsoft.com/office/2019/extlst" xmlns:r="http://schemas.openxmlformats.org/officeDocument/2006/relationships" xmlns:m="http://schemas.openxmlformats.org/officeDocument/2006/math" xmlns:v="urn:schemas-microsoft-com:vml" xmlns:wp14="http://schemas.microsoft.com/office/word/2010/wordprocessingDrawing" xmlns:wp="http://schemas.openxmlformats.org/drawingml/2006/wordprocessingDrawing" xmlns:w10="urn:schemas-microsoft-com:office:word" xmlns:w="http://schemas.openxmlformats.org/wordprocessingml/2006/main" xmlns:w14="http://schemas.microsoft.com/office/word/2010/wordml" xmlns:w15="http://schemas.microsoft.com/office/word/2012/wordml" xmlns:w16cex="http://schemas.microsoft.com/office/word/2018/wordml/cex" xmlns:w16cid="http://schemas.microsoft.com/office/word/2016/wordml/cid" xmlns:w16="http://schemas.microsoft.com/office/word/2018/wordml" xmlns:w16sdtdh="http://schemas.microsoft.com/office/word/2020/wordml/sdtdatahash" xmlns:w16se="http://schemas.microsoft.com/office/word/2015/wordml/symex" xmlns:wpg="http://schemas.microsoft.com/office/word/2010/wordprocessingGroup" xmlns:wpi="http://schemas.microsoft.com/office/word/2010/wordprocessingInk" xmlns:wne="http://schemas.microsoft.com/office/word/2006/wordml" xmlns:wps="http://schemas.microsoft.com/office/word/2010/wordprocessingShape" mc:Ignorable="w14 w15 w16se w16cid w16 w16cex w16sdtdh wp14">
+<w:numbering xmlns:wpc="http://schemas.microsoft.com/office/word/2010/wordprocessingCanvas" xmlns:cx="http://schemas.microsoft.com/office/drawing/2014/chartex" xmlns:cx1="http://schemas.microsoft.com/office/drawing/2015/9/8/chartex" xmlns:cx2="http://schemas.microsoft.com/office/drawing/2015/10/21/chartex" xmlns:cx3="http://schemas.microsoft.com/office/drawing/2016/5/9/chartex" xmlns:cx4="http://schemas.microsoft.com/office/drawing/2016/5/10/chartex" xmlns:cx5="http://schemas.microsoft.com/office/drawing/2016/5/11/chartex" xmlns:cx6="http://schemas.microsoft.com/office/drawing/2016/5/12/chartex" xmlns:cx7="http://schemas.microsoft.com/office/drawing/2016/5/13/chartex" xmlns:cx8="http://schemas.microsoft.com/office/drawing/2016/5/14/chartex" xmlns:mc="http://schemas.openxmlformats.org/markup-compatibility/2006" xmlns:aink="http://schemas.microsoft.com/office/drawing/2016/ink" xmlns:am3d="http://schemas.microsoft.com/office/drawing/2017/model3d" xmlns:o="urn:schemas-microsoft-com:office:office" xmlns:r="http://schemas.openxmlformats.org/officeDocument/2006/relationships" xmlns:m="http://schemas.openxmlformats.org/officeDocument/2006/math" xmlns:v="urn:schemas-microsoft-com:vml" xmlns:wp14="http://schemas.microsoft.com/office/word/2010/wordprocessingDrawing" xmlns:wp="http://schemas.openxmlformats.org/drawingml/2006/wordprocessingDrawing" xmlns:w10="urn:schemas-microsoft-com:office:word" xmlns:w="http://schemas.openxmlformats.org/wordprocessingml/2006/main" xmlns:w14="http://schemas.microsoft.com/office/word/2010/wordml" xmlns:w15="http://schemas.microsoft.com/office/word/2012/wordml" xmlns:w16cex="http://schemas.microsoft.com/office/word/2018/wordml/cex" xmlns:w16cid="http://schemas.microsoft.com/office/word/2016/wordml/cid" xmlns:w16="http://schemas.microsoft.com/office/word/2018/wordml" xmlns:w16sdtdh="http://schemas.microsoft.com/office/word/2020/wordml/sdtdatahash" xmlns:w16se="http://schemas.microsoft.com/office/word/2015/wordml/symex" xmlns:wpg="http://schemas.microsoft.com/office/word/2010/wordprocessingGroup" xmlns:wpi="http://schemas.microsoft.com/office/word/2010/wordprocessingInk" xmlns:wne="http://schemas.microsoft.com/office/word/2006/wordml" xmlns:wps="http://schemas.microsoft.com/office/word/2010/wordprocessingShape" mc:Ignorable="w14 w15 w16se w16cid w16 w16cex w16sdtdh wp14">
   <w:abstractNum w:abstractNumId="0" w15:restartNumberingAfterBreak="0">
     <w:nsid w:val="207F66FF"/>
     <w:multiLevelType w:val="hybridMultilevel"/>
@@ -731,7 +790,7 @@
       </w:pPr>
     </w:lvl>
   </w:abstractNum>
-  <w:num w:numId="1" w16cid:durableId="779183435">
+  <w:num w:numId="1">
     <w:abstractNumId w:val="0"/>
   </w:num>
 </w:numbering>
@@ -1652,6 +1711,17 @@
       <w:spacing w:val="5"/>
     </w:rPr>
   </w:style>
+  <w:style w:type="character" w:styleId="Strong">
+    <w:name w:val="Strong"/>
+    <w:basedOn w:val="DefaultParagraphFont"/>
+    <w:uiPriority w:val="22"/>
+    <w:qFormat/>
+    <w:rsid w:val="000017D4"/>
+    <w:rPr>
+      <w:b/>
+      <w:bCs/>
+    </w:rPr>
+  </w:style>
 </w:styles>
 </file>
 

--- a/Laptops/10- Mosfet Switching.docx
+++ b/Laptops/10- Mosfet Switching.docx
@@ -1,6 +1,6 @@
 
 <file path=word/document.xml><?xml version="1.0" encoding="utf-8"?>
-<w:document xmlns:wpc="http://schemas.microsoft.com/office/word/2010/wordprocessingCanvas" xmlns:cx="http://schemas.microsoft.com/office/drawing/2014/chartex" xmlns:cx1="http://schemas.microsoft.com/office/drawing/2015/9/8/chartex" xmlns:cx2="http://schemas.microsoft.com/office/drawing/2015/10/21/chartex" xmlns:cx3="http://schemas.microsoft.com/office/drawing/2016/5/9/chartex" xmlns:cx4="http://schemas.microsoft.com/office/drawing/2016/5/10/chartex" xmlns:cx5="http://schemas.microsoft.com/office/drawing/2016/5/11/chartex" xmlns:cx6="http://schemas.microsoft.com/office/drawing/2016/5/12/chartex" xmlns:cx7="http://schemas.microsoft.com/office/drawing/2016/5/13/chartex" xmlns:cx8="http://schemas.microsoft.com/office/drawing/2016/5/14/chartex" xmlns:mc="http://schemas.openxmlformats.org/markup-compatibility/2006" xmlns:aink="http://schemas.microsoft.com/office/drawing/2016/ink" xmlns:am3d="http://schemas.microsoft.com/office/drawing/2017/model3d" xmlns:o="urn:schemas-microsoft-com:office:office" xmlns:r="http://schemas.openxmlformats.org/officeDocument/2006/relationships" xmlns:m="http://schemas.openxmlformats.org/officeDocument/2006/math" xmlns:v="urn:schemas-microsoft-com:vml" xmlns:wp14="http://schemas.microsoft.com/office/word/2010/wordprocessingDrawing" xmlns:wp="http://schemas.openxmlformats.org/drawingml/2006/wordprocessingDrawing" xmlns:w10="urn:schemas-microsoft-com:office:word" xmlns:w="http://schemas.openxmlformats.org/wordprocessingml/2006/main" xmlns:w14="http://schemas.microsoft.com/office/word/2010/wordml" xmlns:w15="http://schemas.microsoft.com/office/word/2012/wordml" xmlns:w16cex="http://schemas.microsoft.com/office/word/2018/wordml/cex" xmlns:w16cid="http://schemas.microsoft.com/office/word/2016/wordml/cid" xmlns:w16="http://schemas.microsoft.com/office/word/2018/wordml" xmlns:w16sdtdh="http://schemas.microsoft.com/office/word/2020/wordml/sdtdatahash" xmlns:w16se="http://schemas.microsoft.com/office/word/2015/wordml/symex" xmlns:wpg="http://schemas.microsoft.com/office/word/2010/wordprocessingGroup" xmlns:wpi="http://schemas.microsoft.com/office/word/2010/wordprocessingInk" xmlns:wne="http://schemas.microsoft.com/office/word/2006/wordml" xmlns:wps="http://schemas.microsoft.com/office/word/2010/wordprocessingShape" mc:Ignorable="w14 w15 w16se w16cid w16 w16cex w16sdtdh wp14">
+<w:document xmlns:wpc="http://schemas.microsoft.com/office/word/2010/wordprocessingCanvas" xmlns:cx="http://schemas.microsoft.com/office/drawing/2014/chartex" xmlns:cx1="http://schemas.microsoft.com/office/drawing/2015/9/8/chartex" xmlns:cx2="http://schemas.microsoft.com/office/drawing/2015/10/21/chartex" xmlns:cx3="http://schemas.microsoft.com/office/drawing/2016/5/9/chartex" xmlns:cx4="http://schemas.microsoft.com/office/drawing/2016/5/10/chartex" xmlns:cx5="http://schemas.microsoft.com/office/drawing/2016/5/11/chartex" xmlns:cx6="http://schemas.microsoft.com/office/drawing/2016/5/12/chartex" xmlns:cx7="http://schemas.microsoft.com/office/drawing/2016/5/13/chartex" xmlns:cx8="http://schemas.microsoft.com/office/drawing/2016/5/14/chartex" xmlns:mc="http://schemas.openxmlformats.org/markup-compatibility/2006" xmlns:aink="http://schemas.microsoft.com/office/drawing/2016/ink" xmlns:am3d="http://schemas.microsoft.com/office/drawing/2017/model3d" xmlns:o="urn:schemas-microsoft-com:office:office" xmlns:oel="http://schemas.microsoft.com/office/2019/extlst" xmlns:r="http://schemas.openxmlformats.org/officeDocument/2006/relationships" xmlns:m="http://schemas.openxmlformats.org/officeDocument/2006/math" xmlns:v="urn:schemas-microsoft-com:vml" xmlns:wp14="http://schemas.microsoft.com/office/word/2010/wordprocessingDrawing" xmlns:wp="http://schemas.openxmlformats.org/drawingml/2006/wordprocessingDrawing" xmlns:w10="urn:schemas-microsoft-com:office:word" xmlns:w="http://schemas.openxmlformats.org/wordprocessingml/2006/main" xmlns:w14="http://schemas.microsoft.com/office/word/2010/wordml" xmlns:w15="http://schemas.microsoft.com/office/word/2012/wordml" xmlns:w16cex="http://schemas.microsoft.com/office/word/2018/wordml/cex" xmlns:w16cid="http://schemas.microsoft.com/office/word/2016/wordml/cid" xmlns:w16="http://schemas.microsoft.com/office/word/2018/wordml" xmlns:w16sdtdh="http://schemas.microsoft.com/office/word/2020/wordml/sdtdatahash" xmlns:w16se="http://schemas.microsoft.com/office/word/2015/wordml/symex" xmlns:wpg="http://schemas.microsoft.com/office/word/2010/wordprocessingGroup" xmlns:wpi="http://schemas.microsoft.com/office/word/2010/wordprocessingInk" xmlns:wne="http://schemas.microsoft.com/office/word/2006/wordml" xmlns:wps="http://schemas.microsoft.com/office/word/2010/wordprocessingShape" mc:Ignorable="w14 w15 w16se w16cid w16 w16cex w16sdtdh wp14">
   <w:body>
     <w:p>
       <w:pPr>
@@ -205,6 +205,43 @@
             </a:graphic>
           </wp:inline>
         </w:drawing>
+      </w:r>
+    </w:p>
+    <w:p>
+      <w:pPr>
+        <w:rPr>
+          <w:rFonts w:ascii="Georgia" w:hAnsi="Georgia"/>
+          <w:b/>
+          <w:bCs/>
+        </w:rPr>
+      </w:pPr>
+      <w:r>
+        <w:rPr>
+          <w:rFonts w:ascii="Georgia" w:hAnsi="Georgia"/>
+          <w:b/>
+          <w:bCs/>
+        </w:rPr>
+        <w:t>Note:</w:t>
+      </w:r>
+    </w:p>
+    <w:p>
+      <w:pPr>
+        <w:rPr>
+          <w:rFonts w:ascii="Georgia" w:hAnsi="Georgia"/>
+        </w:rPr>
+      </w:pPr>
+      <w:r>
+        <w:rPr>
+          <w:rFonts w:ascii="Georgia" w:hAnsi="Georgia"/>
+        </w:rPr>
+        <w:t>Agar dono mosfet ek sath on ho jeynet to  kya hoga</w:t>
+      </w:r>
+      <w:r>
+        <w:rPr>
+          <w:rFonts w:ascii="Georgia" w:hAnsi="Georgia"/>
+        </w:rPr>
+        <w:br/>
+        <w:t>Short circuit ho sakata hai keyuke jab ek mosfet on hot hai to dusra off hona chahiye</w:t>
       </w:r>
     </w:p>
     <w:p/>
@@ -700,7 +737,7 @@
 </file>
 
 <file path=word/numbering.xml><?xml version="1.0" encoding="utf-8"?>
-<w:numbering xmlns:wpc="http://schemas.microsoft.com/office/word/2010/wordprocessingCanvas" xmlns:cx="http://schemas.microsoft.com/office/drawing/2014/chartex" xmlns:cx1="http://schemas.microsoft.com/office/drawing/2015/9/8/chartex" xmlns:cx2="http://schemas.microsoft.com/office/drawing/2015/10/21/chartex" xmlns:cx3="http://schemas.microsoft.com/office/drawing/2016/5/9/chartex" xmlns:cx4="http://schemas.microsoft.com/office/drawing/2016/5/10/chartex" xmlns:cx5="http://schemas.microsoft.com/office/drawing/2016/5/11/chartex" xmlns:cx6="http://schemas.microsoft.com/office/drawing/2016/5/12/chartex" xmlns:cx7="http://schemas.microsoft.com/office/drawing/2016/5/13/chartex" xmlns:cx8="http://schemas.microsoft.com/office/drawing/2016/5/14/chartex" xmlns:mc="http://schemas.openxmlformats.org/markup-compatibility/2006" xmlns:aink="http://schemas.microsoft.com/office/drawing/2016/ink" xmlns:am3d="http://schemas.microsoft.com/office/drawing/2017/model3d" xmlns:o="urn:schemas-microsoft-com:office:office" xmlns:r="http://schemas.openxmlformats.org/officeDocument/2006/relationships" xmlns:m="http://schemas.openxmlformats.org/officeDocument/2006/math" xmlns:v="urn:schemas-microsoft-com:vml" xmlns:wp14="http://schemas.microsoft.com/office/word/2010/wordprocessingDrawing" xmlns:wp="http://schemas.openxmlformats.org/drawingml/2006/wordprocessingDrawing" xmlns:w10="urn:schemas-microsoft-com:office:word" xmlns:w="http://schemas.openxmlformats.org/wordprocessingml/2006/main" xmlns:w14="http://schemas.microsoft.com/office/word/2010/wordml" xmlns:w15="http://schemas.microsoft.com/office/word/2012/wordml" xmlns:w16cex="http://schemas.microsoft.com/office/word/2018/wordml/cex" xmlns:w16cid="http://schemas.microsoft.com/office/word/2016/wordml/cid" xmlns:w16="http://schemas.microsoft.com/office/word/2018/wordml" xmlns:w16sdtdh="http://schemas.microsoft.com/office/word/2020/wordml/sdtdatahash" xmlns:w16se="http://schemas.microsoft.com/office/word/2015/wordml/symex" xmlns:wpg="http://schemas.microsoft.com/office/word/2010/wordprocessingGroup" xmlns:wpi="http://schemas.microsoft.com/office/word/2010/wordprocessingInk" xmlns:wne="http://schemas.microsoft.com/office/word/2006/wordml" xmlns:wps="http://schemas.microsoft.com/office/word/2010/wordprocessingShape" mc:Ignorable="w14 w15 w16se w16cid w16 w16cex w16sdtdh wp14">
+<w:numbering xmlns:wpc="http://schemas.microsoft.com/office/word/2010/wordprocessingCanvas" xmlns:cx="http://schemas.microsoft.com/office/drawing/2014/chartex" xmlns:cx1="http://schemas.microsoft.com/office/drawing/2015/9/8/chartex" xmlns:cx2="http://schemas.microsoft.com/office/drawing/2015/10/21/chartex" xmlns:cx3="http://schemas.microsoft.com/office/drawing/2016/5/9/chartex" xmlns:cx4="http://schemas.microsoft.com/office/drawing/2016/5/10/chartex" xmlns:cx5="http://schemas.microsoft.com/office/drawing/2016/5/11/chartex" xmlns:cx6="http://schemas.microsoft.com/office/drawing/2016/5/12/chartex" xmlns:cx7="http://schemas.microsoft.com/office/drawing/2016/5/13/chartex" xmlns:cx8="http://schemas.microsoft.com/office/drawing/2016/5/14/chartex" xmlns:mc="http://schemas.openxmlformats.org/markup-compatibility/2006" xmlns:aink="http://schemas.microsoft.com/office/drawing/2016/ink" xmlns:am3d="http://schemas.microsoft.com/office/drawing/2017/model3d" xmlns:o="urn:schemas-microsoft-com:office:office" xmlns:oel="http://schemas.microsoft.com/office/2019/extlst" xmlns:r="http://schemas.openxmlformats.org/officeDocument/2006/relationships" xmlns:m="http://schemas.openxmlformats.org/officeDocument/2006/math" xmlns:v="urn:schemas-microsoft-com:vml" xmlns:wp14="http://schemas.microsoft.com/office/word/2010/wordprocessingDrawing" xmlns:wp="http://schemas.openxmlformats.org/drawingml/2006/wordprocessingDrawing" xmlns:w10="urn:schemas-microsoft-com:office:word" xmlns:w="http://schemas.openxmlformats.org/wordprocessingml/2006/main" xmlns:w14="http://schemas.microsoft.com/office/word/2010/wordml" xmlns:w15="http://schemas.microsoft.com/office/word/2012/wordml" xmlns:w16cex="http://schemas.microsoft.com/office/word/2018/wordml/cex" xmlns:w16cid="http://schemas.microsoft.com/office/word/2016/wordml/cid" xmlns:w16="http://schemas.microsoft.com/office/word/2018/wordml" xmlns:w16sdtdh="http://schemas.microsoft.com/office/word/2020/wordml/sdtdatahash" xmlns:w16se="http://schemas.microsoft.com/office/word/2015/wordml/symex" xmlns:wpg="http://schemas.microsoft.com/office/word/2010/wordprocessingGroup" xmlns:wpi="http://schemas.microsoft.com/office/word/2010/wordprocessingInk" xmlns:wne="http://schemas.microsoft.com/office/word/2006/wordml" xmlns:wps="http://schemas.microsoft.com/office/word/2010/wordprocessingShape" mc:Ignorable="w14 w15 w16se w16cid w16 w16cex w16sdtdh wp14">
   <w:abstractNum w:abstractNumId="0" w15:restartNumberingAfterBreak="0">
     <w:nsid w:val="207F66FF"/>
     <w:multiLevelType w:val="hybridMultilevel"/>
@@ -790,7 +827,7 @@
       </w:pPr>
     </w:lvl>
   </w:abstractNum>
-  <w:num w:numId="1">
+  <w:num w:numId="1" w16cid:durableId="266357379">
     <w:abstractNumId w:val="0"/>
   </w:num>
 </w:numbering>

--- a/Laptops/10- Mosfet Switching.docx
+++ b/Laptops/10- Mosfet Switching.docx
@@ -233,15 +233,31 @@
       <w:r>
         <w:rPr>
           <w:rFonts w:ascii="Georgia" w:hAnsi="Georgia"/>
+          <w:highlight w:val="yellow"/>
         </w:rPr>
         <w:t>Agar dono mosfet ek sath on ho jeynet to  kya hoga</w:t>
       </w:r>
       <w:r>
         <w:rPr>
           <w:rFonts w:ascii="Georgia" w:hAnsi="Georgia"/>
+          <w:highlight w:val="yellow"/>
         </w:rPr>
         <w:br/>
-        <w:t>Short circuit ho sakata hai keyuke jab ek mosfet on hot hai to dusra off hona chahiye</w:t>
+        <w:t>Short circuit ho sakata hai keyu</w:t>
+      </w:r>
+      <w:r>
+        <w:rPr>
+          <w:rFonts w:ascii="Georgia" w:hAnsi="Georgia"/>
+          <w:highlight w:val="yellow"/>
+        </w:rPr>
+        <w:t xml:space="preserve"> </w:t>
+      </w:r>
+      <w:r>
+        <w:rPr>
+          <w:rFonts w:ascii="Georgia" w:hAnsi="Georgia"/>
+          <w:highlight w:val="yellow"/>
+        </w:rPr>
+        <w:t>ke jab ek mosfet on hot hai to dusra off hona chahiye</w:t>
       </w:r>
     </w:p>
     <w:p/>

--- a/Laptops/10- Mosfet Switching.docx
+++ b/Laptops/10- Mosfet Switching.docx
@@ -26,8 +26,7 @@
       <w:pPr>
         <w:jc w:val="center"/>
         <w:rPr>
-          <w:b/>
-          <w:bCs/>
+          <w:rStyle w:val="Strong"/>
         </w:rPr>
       </w:pPr>
       <w:r>
@@ -235,7 +234,21 @@
           <w:rFonts w:ascii="Georgia" w:hAnsi="Georgia"/>
           <w:highlight w:val="yellow"/>
         </w:rPr>
-        <w:t>Agar dono mosfet ek sath on ho jeynet to  kya hoga</w:t>
+        <w:t>Agar dono mosfet ek sath on ho j</w:t>
+      </w:r>
+      <w:r>
+        <w:rPr>
+          <w:rFonts w:ascii="Georgia" w:hAnsi="Georgia"/>
+          <w:highlight w:val="yellow"/>
+        </w:rPr>
+        <w:t>aye</w:t>
+      </w:r>
+      <w:r>
+        <w:rPr>
+          <w:rFonts w:ascii="Georgia" w:hAnsi="Georgia"/>
+          <w:highlight w:val="yellow"/>
+        </w:rPr>
+        <w:t xml:space="preserve"> to  kya hoga</w:t>
       </w:r>
       <w:r>
         <w:rPr>
@@ -739,6 +752,22 @@
             </a:graphic>
           </wp:inline>
         </w:drawing>
+      </w:r>
+    </w:p>
+    <w:p>
+      <w:pPr>
+        <w:rPr>
+          <w:b/>
+          <w:bCs/>
+        </w:rPr>
+      </w:pPr>
+      <w:r>
+        <w:rPr>
+          <w:b/>
+          <w:bCs/>
+        </w:rPr>
+        <w:lastRenderedPageBreak/>
+        <w:t>Note : Bug Converter ye ek regulator  circuit hai jo voltage ko kam krta hai</w:t>
       </w:r>
     </w:p>
     <w:sectPr>
